--- a/Releases/V4.0_Stable/Decoupe/18_Baptiste_Andre.docx
+++ b/Releases/V4.0_Stable/Decoupe/18_Baptiste_Andre.docx
@@ -124,6 +124,18 @@
           <w:sz w:val="22"/>
         </w:rPr>
         <w:t xml:space="preserve">« Baptiste André. Je dessine. On me tolère dans les salons parce que mes caricatures font rire — tant qu’elles visent les autres. »</w:t>
+      </w:r>
+    </w:p>
+    <w:p>
+      <w:pPr>
+        <w:jc w:val="both"/>
+        <w:spacing w:after="100"/>
+      </w:pPr>
+      <w:r>
+        <w:rPr>
+          <w:sz w:val="22"/>
+        </w:rPr>
+        <w:t xml:space="preserve">👗 Votre allure. Une redingote de velours vert profond brodée de volutes dorées, gilet de brocart crème à boutons d’or, jabot et manchettes de dentelle blanche. L’apparat d’un artiste qui se donne en spectacle — pour mieux cacher le reste.</w:t>
       </w:r>
     </w:p>
     <w:p>

--- a/Releases/V4.0_Stable/Decoupe/18_Baptiste_Andre.docx
+++ b/Releases/V4.0_Stable/Decoupe/18_Baptiste_Andre.docx
@@ -64,6 +64,102 @@
           <w:sz w:val="22"/>
         </w:rPr>
         <w:t xml:space="preserve">Le contexte. Samedi 6 juin 1925, anniversaire des 30 ans de Lady Chloé. Vous êtes invité·e au Domaine des Beuhaies. Lady Chloé est rentrée seule à 18h00 et trouve Lady Léa de Pavy morte dans la dépendance — empoisonnée à la digitaline vers 17h25. Le jeu. Lady Chloé enquête seule pendant 1 heure. Sir Amaury est MJ. Vos observations se livrent en conversation, librement. Vos secrets se gardent — il faut un levier pour qu’ils sortent.</w:t>
+      </w:r>
+    </w:p>
+    <w:p>
+      <w:pPr>
+        <w:jc w:val="both"/>
+        <w:spacing w:after="100"/>
+      </w:pPr>
+      <w:r>
+        <w:rPr>
+          <w:sz w:val="22"/>
+        </w:rPr>
+        <w:t xml:space="preserve">❧  DEUX QUESTIONS RÉCURRENTES (Chloé peut les poser à tout convive)  ❧</w:t>
+      </w:r>
+    </w:p>
+    <w:p>
+      <w:pPr>
+        <w:jc w:val="both"/>
+        <w:spacing w:after="100"/>
+      </w:pPr>
+      <w:r>
+        <w:rPr>
+          <w:sz w:val="22"/>
+        </w:rPr>
+        <w:t xml:space="preserve">Sur Léa : « Une mécène redoutable. Elle aimait mes caricatures et savait monnayer cet amour. »</w:t>
+      </w:r>
+    </w:p>
+    <w:p>
+      <w:pPr>
+        <w:jc w:val="both"/>
+        <w:spacing w:after="100"/>
+      </w:pPr>
+      <w:r>
+        <w:rPr>
+          <w:sz w:val="22"/>
+        </w:rPr>
+        <w:t xml:space="preserve">Sur quelque chose d’étrange peu avant sa mort : « Elle m’a paru sur le départ. Plus loquace, plus libre — comme si elle se vidait avant un grand voyage. »</w:t>
+      </w:r>
+    </w:p>
+    <w:p>
+      <w:pPr>
+        <w:jc w:val="both"/>
+        <w:spacing w:after="100"/>
+      </w:pPr>
+      <w:r>
+        <w:rPr>
+          <w:sz w:val="22"/>
+        </w:rPr>
+        <w:t xml:space="preserve">❧  VOTRE RESSENTI SUR LA JOURNÉE  ❧</w:t>
+      </w:r>
+    </w:p>
+    <w:p>
+      <w:pPr>
+        <w:jc w:val="both"/>
+        <w:spacing w:after="100"/>
+      </w:pPr>
+      <w:r>
+        <w:rPr>
+          <w:sz w:val="22"/>
+        </w:rPr>
+        <w:t xml:space="preserve">« Un mélange étrange. Je ne dirai pas que je la pleure. Je ne dirai pas que je m’en réjouis. Quelque part entre les deux. »</w:t>
+      </w:r>
+    </w:p>
+    <w:p>
+      <w:pPr>
+        <w:jc w:val="both"/>
+        <w:spacing w:after="100"/>
+      </w:pPr>
+      <w:r>
+        <w:rPr>
+          <w:sz w:val="22"/>
+        </w:rPr>
+        <w:t xml:space="preserve">❧  SI VOUS NE SAVEZ PAS QUOI RÉPONDRE  ❧</w:t>
+      </w:r>
+    </w:p>
+    <w:p>
+      <w:pPr>
+        <w:jc w:val="both"/>
+        <w:spacing w:after="100"/>
+      </w:pPr>
+      <w:r>
+        <w:rPr>
+          <w:sz w:val="22"/>
+        </w:rPr>
+        <w:t xml:space="preserve">Esquive type : « Je dessine, je ne surveille pas les autres. Demandez à ceux qui voient. »</w:t>
+      </w:r>
+    </w:p>
+    <w:p>
+      <w:pPr>
+        <w:jc w:val="both"/>
+        <w:spacing w:after="100"/>
+      </w:pPr>
+      <w:r>
+        <w:rPr>
+          <w:sz w:val="22"/>
+        </w:rPr>
+        <w:t xml:space="preserve">Sur Plumeau : NIEZ jusqu’à ce que Chloé brandisse une preuve (mot de Léa, témoignage Boulet/Lorenzo).</w:t>
       </w:r>
     </w:p>
     <w:p>

--- a/Releases/V4.0_Stable/Decoupe/18_Baptiste_Andre.docx
+++ b/Releases/V4.0_Stable/Decoupe/18_Baptiste_Andre.docx
@@ -177,7 +177,7 @@
           <w:sz w:val="24"/>
           <w:color w:val="6D4C41"/>
         </w:rPr>
-        <w:t xml:space="preserve">❯  🎭 VOTRE CARACTÈRE  ❮</w:t>
+        <w:t xml:space="preserve">❧  🎭 VOTRE CARACTÈRE  ❧</w:t>
       </w:r>
     </w:p>
     <w:p>
@@ -207,7 +207,7 @@
           <w:sz w:val="24"/>
           <w:color w:val="6D4C41"/>
         </w:rPr>
-        <w:t xml:space="preserve">❯  📜 VOTRE PHRASE DE PRÉSENTATION  ❮</w:t>
+        <w:t xml:space="preserve">❧  📜 VOTRE PHRASE DE PRÉSENTATION  ❧</w:t>
       </w:r>
     </w:p>
     <w:p>
@@ -249,7 +249,7 @@
           <w:sz w:val="24"/>
           <w:color w:val="6D4C41"/>
         </w:rPr>
-        <w:t xml:space="preserve">❯  🔗 VOS LIENS  ❮</w:t>
+        <w:t xml:space="preserve">❧  🔗 VOS LIENS  ❧</w:t>
       </w:r>
     </w:p>
     <w:p>
@@ -315,7 +315,7 @@
           <w:sz w:val="24"/>
           <w:color w:val="6D4C41"/>
         </w:rPr>
-        <w:t xml:space="preserve">❯  💬 COMMENT JOUER  ❮</w:t>
+        <w:t xml:space="preserve">❧  💬 COMMENT JOUER  ❧</w:t>
       </w:r>
     </w:p>
     <w:p>
@@ -345,7 +345,7 @@
           <w:sz w:val="24"/>
           <w:color w:val="6D4C41"/>
         </w:rPr>
-        <w:t xml:space="preserve">❯  VOTRE IDENTITÉ  ❮</w:t>
+        <w:t xml:space="preserve">❧  VOTRE IDENTITÉ  ❧</w:t>
       </w:r>
     </w:p>
     <w:p>
@@ -375,7 +375,7 @@
           <w:sz w:val="24"/>
           <w:color w:val="6D4C41"/>
         </w:rPr>
-        <w:t xml:space="preserve">❯  VOS SECRETS  ❮</w:t>
+        <w:t xml:space="preserve">❧  VOS SECRETS  ❧</w:t>
       </w:r>
     </w:p>
     <w:p>
@@ -441,7 +441,7 @@
           <w:sz w:val="24"/>
           <w:color w:val="6D4C41"/>
         </w:rPr>
-        <w:t xml:space="preserve">❯  CE QUE VOUS DITES  ❮</w:t>
+        <w:t xml:space="preserve">❧  CE QUE VOUS DITES  ❧</w:t>
       </w:r>
     </w:p>
     <w:p>
@@ -495,7 +495,7 @@
           <w:sz w:val="24"/>
           <w:color w:val="6D4C41"/>
         </w:rPr>
-        <w:t xml:space="preserve">❯  QUAND LA FIOLE EST TROUVÉE DANS VOTRE MANTEAU  ❮</w:t>
+        <w:t xml:space="preserve">❧  QUAND LA FIOLE EST TROUVÉE DANS VOTRE MANTEAU  ❧</w:t>
       </w:r>
     </w:p>
     <w:p>
@@ -537,7 +537,7 @@
           <w:sz w:val="24"/>
           <w:color w:val="6D4C41"/>
         </w:rPr>
-        <w:t xml:space="preserve">❯  CE QUI VOUS FAIT CRAQUER  ❮</w:t>
+        <w:t xml:space="preserve">❧  CE QUI VOUS FAIT CRAQUER  ❧</w:t>
       </w:r>
     </w:p>
     <w:p>
@@ -579,7 +579,7 @@
           <w:sz w:val="24"/>
           <w:color w:val="6D4C41"/>
         </w:rPr>
-        <w:t xml:space="preserve">❯  VOTRE CHRONOLOGIE  ❮</w:t>
+        <w:t xml:space="preserve">❧  VOTRE CHRONOLOGIE  ❧</w:t>
       </w:r>
     </w:p>
     <w:p>

--- a/Releases/V4.0_Stable/Decoupe/18_Baptiste_Andre.docx
+++ b/Releases/V4.0_Stable/Decoupe/18_Baptiste_Andre.docx
@@ -424,6 +424,186 @@
           <w:sz w:val="22"/>
         </w:rPr>
         <w:t xml:space="preserve">•  La fiole de digitaline a été glissée dans votre manteau entre 17h33 et 17h36. Vous l’IGNOREZ totalement.</w:t>
+      </w:r>
+    </w:p>
+    <w:p>
+      <w:pPr>
+        <w:spacing w:after="60"/>
+        <w:ind w:left="360" w:hanging="200"/>
+      </w:pPr>
+      <w:r>
+        <w:rPr>
+          <w:sz w:val="22"/>
+        </w:rPr>
+        <w:t xml:space="preserve">❧  POUR ENRICHIR VOS RÉPONSES — petit monde, opinions, voix intérieure  ❧</w:t>
+      </w:r>
+    </w:p>
+    <w:p>
+      <w:pPr>
+        <w:spacing w:after="60"/>
+        <w:ind w:left="360" w:hanging="200"/>
+      </w:pPr>
+      <w:r>
+        <w:rPr>
+          <w:sz w:val="22"/>
+        </w:rPr>
+        <w:t xml:space="preserve">(Guidelines pour les questions banales — ce sont des points de départ, adaptez à votre style.)</w:t>
+      </w:r>
+    </w:p>
+    <w:p>
+      <w:pPr>
+        <w:spacing w:after="60"/>
+        <w:ind w:left="360" w:hanging="200"/>
+      </w:pPr>
+      <w:r>
+        <w:rPr>
+          <w:sz w:val="22"/>
+        </w:rPr>
+        <w:t xml:space="preserve">Votre vie quotidienne : Caricaturiste à la pige. Atelier rue de Tournon (sous-toit). Cartons à dessin sous le bras. Sous le nom de M. Plumeau — que vous niez —, vous signez les caricatures politiques d'un grand quotidien.</w:t>
+      </w:r>
+    </w:p>
+    <w:p>
+      <w:pPr>
+        <w:spacing w:after="60"/>
+        <w:ind w:left="360" w:hanging="200"/>
+      </w:pPr>
+      <w:r>
+        <w:rPr>
+          <w:sz w:val="22"/>
+        </w:rPr>
+        <w:t xml:space="preserve">Vos goûts (à servir si la conversation est culture/loisirs) : Le café noir, la lithographie d'Honoré Daumier, les soirées chez Lisa.</w:t>
+      </w:r>
+    </w:p>
+    <w:p>
+      <w:pPr>
+        <w:spacing w:after="60"/>
+        <w:ind w:left="360" w:hanging="200"/>
+      </w:pPr>
+      <w:r>
+        <w:rPr>
+          <w:sz w:val="22"/>
+        </w:rPr>
+        <w:t xml:space="preserve">❧  OPINIONS COURTES sur d'autres convives (à servir si on en parle)  ❧</w:t>
+      </w:r>
+    </w:p>
+    <w:p>
+      <w:pPr>
+        <w:spacing w:after="60"/>
+        <w:ind w:left="360" w:hanging="200"/>
+      </w:pPr>
+      <w:r>
+        <w:rPr>
+          <w:sz w:val="22"/>
+        </w:rPr>
+        <w:t xml:space="preserve">• Sur Mademoiselle Lisa Lepra (votre amante) : « Lisa. Ne touchez pas à elle. »</w:t>
+      </w:r>
+    </w:p>
+    <w:p>
+      <w:pPr>
+        <w:spacing w:after="60"/>
+        <w:ind w:left="360" w:hanging="200"/>
+      </w:pPr>
+      <w:r>
+        <w:rPr>
+          <w:sz w:val="22"/>
+        </w:rPr>
+        <w:t xml:space="preserve">• Sur Lady Léa : « Une mécène redoutable. Elle aimait mon trait — et savait monnayer cet amour. »</w:t>
+      </w:r>
+    </w:p>
+    <w:p>
+      <w:pPr>
+        <w:spacing w:after="60"/>
+        <w:ind w:left="360" w:hanging="200"/>
+      </w:pPr>
+      <w:r>
+        <w:rPr>
+          <w:sz w:val="22"/>
+        </w:rPr>
+        <w:t xml:space="preserve">• Sur Lady Alicia : « Une connaissance. Lointaine. Très lointaine. » (mensonge.)</w:t>
+      </w:r>
+    </w:p>
+    <w:p>
+      <w:pPr>
+        <w:spacing w:after="60"/>
+        <w:ind w:left="360" w:hanging="200"/>
+      </w:pPr>
+      <w:r>
+        <w:rPr>
+          <w:sz w:val="22"/>
+        </w:rPr>
+        <w:t xml:space="preserve">• Sur Lord Gautier : « Le mari d'Alicia. Qui se ronge les ongles toute la journée. »</w:t>
+      </w:r>
+    </w:p>
+    <w:p>
+      <w:pPr>
+        <w:spacing w:after="60"/>
+        <w:ind w:left="360" w:hanging="200"/>
+      </w:pPr>
+      <w:r>
+        <w:rPr>
+          <w:sz w:val="22"/>
+        </w:rPr>
+        <w:t xml:space="preserve">❧  PHRASES TOUTES-PRÊTES (pour ne jamais être à court)  ❧</w:t>
+      </w:r>
+    </w:p>
+    <w:p>
+      <w:pPr>
+        <w:spacing w:after="60"/>
+        <w:ind w:left="360" w:hanging="200"/>
+      </w:pPr>
+      <w:r>
+        <w:rPr>
+          <w:sz w:val="22"/>
+        </w:rPr>
+        <w:t xml:space="preserve">— « Une feuille de papier, un crayon — je vous dessine en deux minutes si vous voulez. »</w:t>
+      </w:r>
+    </w:p>
+    <w:p>
+      <w:pPr>
+        <w:spacing w:after="60"/>
+        <w:ind w:left="360" w:hanging="200"/>
+      </w:pPr>
+      <w:r>
+        <w:rPr>
+          <w:sz w:val="22"/>
+        </w:rPr>
+        <w:t xml:space="preserve">— « Je vais fumer dehors un instant. La lumière est meilleure. »</w:t>
+      </w:r>
+    </w:p>
+    <w:p>
+      <w:pPr>
+        <w:spacing w:after="60"/>
+        <w:ind w:left="360" w:hanging="200"/>
+      </w:pPr>
+      <w:r>
+        <w:rPr>
+          <w:sz w:val="22"/>
+        </w:rPr>
+        <w:t xml:space="preserve">❧  VOTRE VOIX INTÉRIEURE (à ne PAS dire — mais à laisser influencer votre ton)  ❧</w:t>
+      </w:r>
+    </w:p>
+    <w:p>
+      <w:pPr>
+        <w:spacing w:after="60"/>
+        <w:ind w:left="360" w:hanging="200"/>
+      </w:pPr>
+      <w:r>
+        <w:rPr>
+          <w:sz w:val="22"/>
+        </w:rPr>
+        <w:t xml:space="preserve">• « Plumeau. Si Chloé démasque Plumeau, je perds mon journal et ma table. »</w:t>
+      </w:r>
+    </w:p>
+    <w:p>
+      <w:pPr>
+        <w:spacing w:after="60"/>
+        <w:ind w:left="360" w:hanging="200"/>
+      </w:pPr>
+      <w:r>
+        <w:rPr>
+          <w:sz w:val="22"/>
+        </w:rPr>
+        <w:t xml:space="preserve">• « La fiole dans mon manteau — qui l'a glissée là ? Quelqu'un veut ma peau ce soir. »</w:t>
       </w:r>
     </w:p>
     <w:p>
